--- a/sri_lanka_heat_sop.docx
+++ b/sri_lanka_heat_sop.docx
@@ -360,7 +360,7 @@
           <w:iCs/>
           <w:color w:val="455A64"/>
         </w:rPr>
-        <w:t>This document is a working template. All thresholds, triggers, and sector actions should be reviewed and agreed with sector partners before the March 2026 heat season launch.</w:t>
+        <w:t>This document is a working template. All thresholds, triggers, and sector actions should be reviewed and agreed with sector partners before the heat season launch.</w:t>
       </w:r>
     </w:p>
     <w:p>
